--- a/public/templates/طلب_مشترى_محلي.docx
+++ b/public/templates/طلب_مشترى_محلي.docx
@@ -50,29 +50,19 @@
         <w:rPr>
           <w:rFonts w:ascii="Courier New" w:hAnsi="Courier New" w:cs="Courier New"/>
           <w:color w:val="3F3F46"/>
-          <w:sz w:val="18"/>
-          <w:szCs w:val="18"/>
+          <w:sz w:val="28"/>
+          <w:szCs w:val="28"/>
           <w:shd w:val="clear" w:color="auto" w:fill="F7F4ED"/>
         </w:rPr>
-        <w:t xml:space="preserve"> </w:t>
-      </w:r>
-      <w:r>
-        <w:rPr>
-          <w:rFonts w:ascii="Courier New" w:hAnsi="Courier New" w:cs="Courier New"/>
-          <w:color w:val="3F3F46"/>
-          <w:sz w:val="18"/>
-          <w:szCs w:val="18"/>
-          <w:shd w:val="clear" w:color="auto" w:fill="F7F4ED"/>
-        </w:rPr>
-        <w:t>{{</w:t>
+        <w:t xml:space="preserve"> {{</w:t>
       </w:r>
       <w:proofErr w:type="spellStart"/>
       <w:r>
         <w:rPr>
           <w:rFonts w:ascii="Courier New" w:hAnsi="Courier New" w:cs="Courier New"/>
           <w:color w:val="3F3F46"/>
-          <w:sz w:val="18"/>
-          <w:szCs w:val="18"/>
+          <w:sz w:val="28"/>
+          <w:szCs w:val="28"/>
           <w:shd w:val="clear" w:color="auto" w:fill="F7F4ED"/>
         </w:rPr>
         <w:t>supplier_name</w:t>
@@ -82,8 +72,8 @@
         <w:rPr>
           <w:rFonts w:ascii="Courier New" w:hAnsi="Courier New" w:cs="Courier New"/>
           <w:color w:val="3F3F46"/>
-          <w:sz w:val="18"/>
-          <w:szCs w:val="18"/>
+          <w:sz w:val="28"/>
+          <w:szCs w:val="28"/>
           <w:shd w:val="clear" w:color="auto" w:fill="F7F4ED"/>
         </w:rPr>
         <w:t>}</w:t>
@@ -93,8 +83,8 @@
         <w:rPr>
           <w:rFonts w:ascii="Courier New" w:hAnsi="Courier New" w:cs="Courier New"/>
           <w:color w:val="3F3F46"/>
-          <w:sz w:val="18"/>
-          <w:szCs w:val="18"/>
+          <w:sz w:val="28"/>
+          <w:szCs w:val="28"/>
           <w:shd w:val="clear" w:color="auto" w:fill="F7F4ED"/>
         </w:rPr>
         <w:t>}</w:t>
@@ -126,29 +116,19 @@
         <w:rPr>
           <w:rFonts w:ascii="Courier New" w:hAnsi="Courier New" w:cs="Courier New"/>
           <w:color w:val="3F3F46"/>
-          <w:sz w:val="18"/>
-          <w:szCs w:val="18"/>
+          <w:sz w:val="28"/>
+          <w:szCs w:val="28"/>
           <w:shd w:val="clear" w:color="auto" w:fill="F7F4ED"/>
         </w:rPr>
-        <w:t xml:space="preserve"> </w:t>
-      </w:r>
-      <w:r>
-        <w:rPr>
-          <w:rFonts w:ascii="Courier New" w:hAnsi="Courier New" w:cs="Courier New"/>
-          <w:color w:val="3F3F46"/>
-          <w:sz w:val="18"/>
-          <w:szCs w:val="18"/>
-          <w:shd w:val="clear" w:color="auto" w:fill="F7F4ED"/>
-        </w:rPr>
-        <w:t>{{</w:t>
+        <w:t xml:space="preserve"> {{</w:t>
       </w:r>
       <w:proofErr w:type="spellStart"/>
       <w:r>
         <w:rPr>
           <w:rFonts w:ascii="Courier New" w:hAnsi="Courier New" w:cs="Courier New"/>
           <w:color w:val="3F3F46"/>
-          <w:sz w:val="18"/>
-          <w:szCs w:val="18"/>
+          <w:sz w:val="28"/>
+          <w:szCs w:val="28"/>
           <w:shd w:val="clear" w:color="auto" w:fill="F7F4ED"/>
         </w:rPr>
         <w:t>supplier_address</w:t>
@@ -158,8 +138,8 @@
         <w:rPr>
           <w:rFonts w:ascii="Courier New" w:hAnsi="Courier New" w:cs="Courier New"/>
           <w:color w:val="3F3F46"/>
-          <w:sz w:val="18"/>
-          <w:szCs w:val="18"/>
+          <w:sz w:val="28"/>
+          <w:szCs w:val="28"/>
           <w:shd w:val="clear" w:color="auto" w:fill="F7F4ED"/>
         </w:rPr>
         <w:t>}}</w:t>
@@ -190,21 +170,11 @@
         <w:rPr>
           <w:rFonts w:ascii="Courier New" w:hAnsi="Courier New" w:cs="Courier New"/>
           <w:color w:val="3F3F46"/>
-          <w:sz w:val="18"/>
-          <w:szCs w:val="18"/>
+          <w:sz w:val="28"/>
+          <w:szCs w:val="28"/>
           <w:shd w:val="clear" w:color="auto" w:fill="F7F4ED"/>
         </w:rPr>
-        <w:t xml:space="preserve"> </w:t>
-      </w:r>
-      <w:r>
-        <w:rPr>
-          <w:rFonts w:ascii="Courier New" w:hAnsi="Courier New" w:cs="Courier New"/>
-          <w:color w:val="3F3F46"/>
-          <w:sz w:val="18"/>
-          <w:szCs w:val="18"/>
-          <w:shd w:val="clear" w:color="auto" w:fill="F7F4ED"/>
-        </w:rPr>
-        <w:t>{{school}}</w:t>
+        <w:t xml:space="preserve"> {{school}}</w:t>
       </w:r>
     </w:p>
     <w:tbl>
